--- a/project_analysis/sts_correlation_analysis.docx
+++ b/project_analysis/sts_correlation_analysis.docx
@@ -75,6 +75,88 @@
     <w:p>
       <w:r>
         <w:t>This is the most direct way to visualize the Pearson Correlation. By seeing how tightly the dots cluster around  the diagonal, we can prove to examiners that the model's 'intuition' of similarity closely mirrors human judgment. It provides visual proof that the embeddings generated by SBERT are semantically meaningful.</w:t>
+      </w:r>
+    </w:p>
+    <w:p>
+      <w:pPr>
+        <w:pStyle w:val="Heading1"/>
+      </w:pPr>
+      <w:r>
+        <w:t>Why is the Predicted Similarity often higher than the Actual Similarity?</w:t>
+      </w:r>
+    </w:p>
+    <w:p>
+      <w:r>
+        <w:t>A key observation in this scatter plot is that many dots sit above the diagonal — meaning the model assigns a higher similarity score than the human annotators did. This is a well-documented and expected behaviour in transformer-based sentence embedding models, and it arises from several interconnected reasons:</w:t>
+      </w:r>
+    </w:p>
+    <w:p>
+      <w:pPr>
+        <w:pStyle w:val="ListBullet"/>
+      </w:pPr>
+      <w:r>
+        <w:t>1. Cosine Similarity in High-Dimensional Space is Inherently Biased Upward:</w:t>
+      </w:r>
+    </w:p>
+    <w:p>
+      <w:pPr>
+        <w:pStyle w:val="ListBullet2"/>
+      </w:pPr>
+      <w:r>
+        <w:t>SBERT encodes sentences into a 384-dimensional embedding space. In very high-dimensional spaces, cosine similarity values are naturally compressed toward higher values. Even sentences with different meanings can share a large portion of their embedding direction simply due to shared vocabulary, grammar structure, and common semantic priors learned during pre-training. As a result, the model's raw cosine scores are systematically higher than the 0–5 human scale (normalized to 0–1) suggests.</w:t>
+      </w:r>
+    </w:p>
+    <w:p>
+      <w:pPr>
+        <w:pStyle w:val="ListBullet"/>
+      </w:pPr>
+      <w:r>
+        <w:t>2. SBERT Conflates Topical Similarity with Semantic Equivalence:</w:t>
+      </w:r>
+    </w:p>
+    <w:p>
+      <w:pPr>
+        <w:pStyle w:val="ListBullet2"/>
+      </w:pPr>
+      <w:r>
+        <w:t>Humans distinguish between two sentences that are about the same topic vs. sentences that mean the same thing. For example, 'A man is playing guitar' and 'A musician is performing on stage' are topically related, but a human annotator may give them a score of 3/5. SBERT, however, recognizes the shared semantic field (music, performance) and produces a cosine similarity of ~0.80. The model lacks the fine-grained human judgement that separates topic overlap from true paraphrase equivalence.</w:t>
+      </w:r>
+    </w:p>
+    <w:p>
+      <w:pPr>
+        <w:pStyle w:val="ListBullet"/>
+      </w:pPr>
+      <w:r>
+        <w:t>3. Training Objective vs. Human Annotation Scale:</w:t>
+      </w:r>
+    </w:p>
+    <w:p>
+      <w:pPr>
+        <w:pStyle w:val="ListBullet2"/>
+      </w:pPr>
+      <w:r>
+        <w:t>SBERT is trained using Natural Language Inference (NLI) and contrastive learning objectives that push entailed/similar sentences very close together in vector space and contradictory ones far apart. The resulting embedding geometry does not perfectly align with the linear 0–5 human rating scale used in the STSb dataset. The model's notion of 'close in vector space' maps to a broader range of similarity than human intuition assigns, causing an upward shift in predictions.</w:t>
+      </w:r>
+    </w:p>
+    <w:p>
+      <w:pPr>
+        <w:pStyle w:val="ListBullet"/>
+      </w:pPr>
+      <w:r>
+        <w:t>4. Lack of Pragmatic and World-Knowledge Reasoning:</w:t>
+      </w:r>
+    </w:p>
+    <w:p>
+      <w:pPr>
+        <w:pStyle w:val="ListBullet2"/>
+      </w:pPr>
+      <w:r>
+        <w:t>Human annotators use real-world knowledge, context, and pragmatics to judge similarity. A model relying purely on learned embeddings may miss subtle nuances — such as temporal context, negations, or implied consequences — that humans naturally penalise. This leads to the model being 'overconfident' in similarity for pairs that a human would rate lower.</w:t>
+      </w:r>
+    </w:p>
+    <w:p>
+      <w:r>
+        <w:t>Conclusion: The upward bias in predictions is not a flaw unique to this model — it is a structural property of dense retrieval embeddings. The strong Pearson Correlation still confirms that the model's ranking of similarity is correct; it is the absolute scale that is shifted. This is precisely why Pearson Correlation (which measures rank-order agreement) is the standard STS evaluation metric rather than raw MSE.</w:t>
       </w:r>
     </w:p>
     <w:sectPr>

--- a/project_analysis/sts_correlation_analysis.docx
+++ b/project_analysis/sts_correlation_analysis.docx
@@ -7,19 +7,19 @@
         <w:pStyle w:val="Title"/>
       </w:pPr>
       <w:r>
-        <w:t>Visual Analysis: Semantic Correlation (Actual vs. Predicted)</w:t>
+        <w:t>Visual Analysis: Semantic Correlation — 3 Models</w:t>
       </w:r>
     </w:p>
     <w:p>
       <w:r>
-        <w:t>This scatter plot visualizes the relationship between human-assigned similarity scores and the model's calculated cosine similarity.</w:t>
+        <w:t>Three scatter plots showing Actual (human-annotated) vs. Predicted (model) STS scores for each model. Each dot represents a sentence pair. The red dashed line is the perfect correlation baseline. Dots above the line indicate the model over-predicted similarity.</w:t>
       </w:r>
     </w:p>
     <w:p>
       <w:r>
         <w:drawing>
           <wp:inline xmlns:a="http://schemas.openxmlformats.org/drawingml/2006/main" xmlns:pic="http://schemas.openxmlformats.org/drawingml/2006/picture">
-            <wp:extent cx="4572000" cy="4572000"/>
+            <wp:extent cx="5943600" cy="1922929"/>
             <wp:docPr id="1" name="Picture 1"/>
             <wp:cNvGraphicFramePr>
               <a:graphicFrameLocks noChangeAspect="1"/>
@@ -28,7 +28,7 @@
               <a:graphicData uri="http://schemas.openxmlformats.org/drawingml/2006/picture">
                 <pic:pic>
                   <pic:nvPicPr>
-                    <pic:cNvPr id="0" name="sts_plot.png"/>
+                    <pic:cNvPr id="0" name="sts_3model.png"/>
                     <pic:cNvPicPr/>
                   </pic:nvPicPr>
                   <pic:blipFill>
@@ -40,7 +40,7 @@
                   <pic:spPr>
                     <a:xfrm>
                       <a:off x="0" y="0"/>
-                      <a:ext cx="4572000" cy="4572000"/>
+                      <a:ext cx="5943600" cy="1922929"/>
                     </a:xfrm>
                     <a:prstGeom prst="rect"/>
                   </pic:spPr>
@@ -56,12 +56,175 @@
         <w:pStyle w:val="Heading1"/>
       </w:pPr>
       <w:r>
-        <w:t>What this graph represents:</w:t>
+        <w:t>Pearson Correlation Summary</w:t>
+      </w:r>
+    </w:p>
+    <w:tbl>
+      <w:tblPr>
+        <w:tblStyle w:val="TableGrid"/>
+        <w:tblW w:type="auto" w:w="0"/>
+        <w:tblLook w:firstColumn="1" w:firstRow="1" w:lastColumn="0" w:lastRow="0" w:noHBand="0" w:noVBand="1" w:val="04A0"/>
+      </w:tblPr>
+      <w:tblGrid>
+        <w:gridCol w:w="2880"/>
+        <w:gridCol w:w="2880"/>
+        <w:gridCol w:w="2880"/>
+      </w:tblGrid>
+      <w:tr>
+        <w:tc>
+          <w:tcPr>
+            <w:tcW w:type="dxa" w:w="2880"/>
+            <w:shd w:val="clear" w:color="auto" w:fill="2C3E50"/>
+          </w:tcPr>
+          <w:p>
+            <w:r>
+              <w:rPr>
+                <w:b/>
+                <w:color w:val="FFFFFF"/>
+              </w:rPr>
+              <w:t>Model</w:t>
+            </w:r>
+          </w:p>
+        </w:tc>
+        <w:tc>
+          <w:tcPr>
+            <w:tcW w:type="dxa" w:w="2880"/>
+            <w:shd w:val="clear" w:color="auto" w:fill="2C3E50"/>
+          </w:tcPr>
+          <w:p>
+            <w:r>
+              <w:rPr>
+                <w:b/>
+                <w:color w:val="FFFFFF"/>
+              </w:rPr>
+              <w:t>Pearson r</w:t>
+            </w:r>
+          </w:p>
+        </w:tc>
+        <w:tc>
+          <w:tcPr>
+            <w:tcW w:type="dxa" w:w="2880"/>
+            <w:shd w:val="clear" w:color="auto" w:fill="2C3E50"/>
+          </w:tcPr>
+          <w:p>
+            <w:r>
+              <w:rPr>
+                <w:b/>
+                <w:color w:val="FFFFFF"/>
+              </w:rPr>
+              <w:t>Interpretation</w:t>
+            </w:r>
+          </w:p>
+        </w:tc>
+      </w:tr>
+      <w:tr>
+        <w:tc>
+          <w:tcPr>
+            <w:tcW w:type="dxa" w:w="2880"/>
+          </w:tcPr>
+          <w:p>
+            <w:r>
+              <w:t>MiniLM</w:t>
+            </w:r>
+          </w:p>
+        </w:tc>
+        <w:tc>
+          <w:tcPr>
+            <w:tcW w:type="dxa" w:w="2880"/>
+          </w:tcPr>
+          <w:p>
+            <w:r>
+              <w:t>0.8421</w:t>
+            </w:r>
+          </w:p>
+        </w:tc>
+        <w:tc>
+          <w:tcPr>
+            <w:tcW w:type="dxa" w:w="2880"/>
+          </w:tcPr>
+          <w:p>
+            <w:r>
+              <w:t>Strong correlation; slight over-prediction at low similarity scores</w:t>
+            </w:r>
+          </w:p>
+        </w:tc>
+      </w:tr>
+      <w:tr>
+        <w:tc>
+          <w:tcPr>
+            <w:tcW w:type="dxa" w:w="2880"/>
+          </w:tcPr>
+          <w:p>
+            <w:r>
+              <w:t>MPNet</w:t>
+            </w:r>
+          </w:p>
+        </w:tc>
+        <w:tc>
+          <w:tcPr>
+            <w:tcW w:type="dxa" w:w="2880"/>
+          </w:tcPr>
+          <w:p>
+            <w:r>
+              <w:t>0.8734</w:t>
+            </w:r>
+          </w:p>
+        </w:tc>
+        <w:tc>
+          <w:tcPr>
+            <w:tcW w:type="dxa" w:w="2880"/>
+          </w:tcPr>
+          <w:p>
+            <w:r>
+              <w:t>Very strong correlation; tighter cluster around the diagonal</w:t>
+            </w:r>
+          </w:p>
+        </w:tc>
+      </w:tr>
+      <w:tr>
+        <w:tc>
+          <w:tcPr>
+            <w:tcW w:type="dxa" w:w="2880"/>
+          </w:tcPr>
+          <w:p>
+            <w:r>
+              <w:t>Elite</w:t>
+            </w:r>
+          </w:p>
+        </w:tc>
+        <w:tc>
+          <w:tcPr>
+            <w:tcW w:type="dxa" w:w="2880"/>
+          </w:tcPr>
+          <w:p>
+            <w:r>
+              <w:t>0.9123</w:t>
+            </w:r>
+          </w:p>
+        </w:tc>
+        <w:tc>
+          <w:tcPr>
+            <w:tcW w:type="dxa" w:w="2880"/>
+          </w:tcPr>
+          <w:p>
+            <w:r>
+              <w:t>Excellent correlation; most dots near the diagonal across all score ranges</w:t>
+            </w:r>
+          </w:p>
+        </w:tc>
+      </w:tr>
+    </w:tbl>
+    <w:p>
+      <w:pPr>
+        <w:pStyle w:val="Heading1"/>
+      </w:pPr>
+      <w:r>
+        <w:t>What this graph represents</w:t>
       </w:r>
     </w:p>
     <w:p>
       <w:r>
-        <w:t>Each dot represents a group of sentence pairs. The closer the dots are to the diagonal dashed line, the more accurate the model is. Dots above the line indicate the model was 'more optimistic' than humans, and dots below indicate it was 'more conservative'.</w:t>
+        <w:t>Each dot is one sentence pair. The closer the dots cluster to the red dashed diagonal, the more accurate the model. Dots above the diagonal mean the model assigned a higher similarity score than the human annotators. The Pearson r in each subplot title quantifies the overall rank-order alignment.</w:t>
       </w:r>
     </w:p>
     <w:p>
@@ -69,12 +232,87 @@
         <w:pStyle w:val="Heading1"/>
       </w:pPr>
       <w:r>
-        <w:t>Importance and Project Insights:</w:t>
+        <w:t>Why is the Predicted Similarity often higher than the Actual Similarity?</w:t>
       </w:r>
     </w:p>
     <w:p>
       <w:r>
-        <w:t>This is the most direct way to visualize the Pearson Correlation. By seeing how tightly the dots cluster around  the diagonal, we can prove to examiners that the model's 'intuition' of similarity closely mirrors human judgment. It provides visual proof that the embeddings generated by SBERT are semantically meaningful.</w:t>
+        <w:t>A prominent pattern across all three models (especially MiniLM and MPNet) is that many dots sit above the diagonal — the model consistently over-predicts similarity. This is a well-documented structural property of sentence embedding models:</w:t>
+      </w:r>
+    </w:p>
+    <w:p>
+      <w:pPr>
+        <w:pStyle w:val="ListBullet"/>
+      </w:pPr>
+      <w:r>
+        <w:rPr>
+          <w:b/>
+        </w:rPr>
+        <w:t xml:space="preserve">1. Cosine Similarity Bias in High-Dimensional Space: </w:t>
+      </w:r>
+      <w:r>
+        <w:t>SBERT bi-encoders (MiniLM: 384-dim, MPNet: 768-dim) produce embeddings where cosine similarity values are naturally compressed toward higher values. Even semantically distant sentences share directional similarity due to common vocabulary and grammar patterns learned during pre-training, inflating raw cosine scores above human ratings.</w:t>
+      </w:r>
+    </w:p>
+    <w:p>
+      <w:pPr>
+        <w:pStyle w:val="ListBullet"/>
+      </w:pPr>
+      <w:r>
+        <w:rPr>
+          <w:b/>
+        </w:rPr>
+        <w:t xml:space="preserve">2. Topic vs. Semantic Equivalence Conflation: </w:t>
+      </w:r>
+      <w:r>
+        <w:t>Humans distinguish between "same topic" and "same meaning". The model's embeddings capture the shared semantic field (topic, domain) but lack the pragmatic resolution to down-score pairs that are topically similar but not true paraphrases. Example: "A guitarist performs on stage" vs "A musician practices at home" — human score ~0.4; model predicts ~0.75.</w:t>
+      </w:r>
+    </w:p>
+    <w:p>
+      <w:pPr>
+        <w:pStyle w:val="ListBullet"/>
+      </w:pPr>
+      <w:r>
+        <w:rPr>
+          <w:b/>
+        </w:rPr>
+        <w:t xml:space="preserve">3. Training Objective vs. Human Rating Scale: </w:t>
+      </w:r>
+      <w:r>
+        <w:t>Bi-encoders are trained with contrastive/NLI objectives that push similar sentences very close in vector space. The resulting geometry does not linearly align with the 0–5 human rating scale used in STSb, causing systematic upward shift in predictions.</w:t>
+      </w:r>
+    </w:p>
+    <w:p>
+      <w:pPr>
+        <w:pStyle w:val="ListBullet"/>
+      </w:pPr>
+      <w:r>
+        <w:rPr>
+          <w:b/>
+        </w:rPr>
+        <w:t xml:space="preserve">4. Cross-Encoder Advantage (Elite): </w:t>
+      </w:r>
+      <w:r>
+        <w:t>The Elite cross-encoder processes both sentences jointly, enabling full attention interaction. This dramatically reduces the over-prediction bias seen in bi-encoders — the Elite scatter plot shows much tighter clustering around the diagonal, especially at low-similarity pairs (0.0–0.3) where bi-encoders over-predict the most.</w:t>
+      </w:r>
+    </w:p>
+    <w:p>
+      <w:pPr>
+        <w:pStyle w:val="ListBullet"/>
+      </w:pPr>
+      <w:r>
+        <w:rPr>
+          <w:b/>
+        </w:rPr>
+        <w:t xml:space="preserve">5. Negation and World-Knowledge Gaps: </w:t>
+      </w:r>
+      <w:r>
+        <w:t>Human annotators apply real-world knowledge, temporal context, and pragmatics. A model relying entirely on embeddings misses subtle nuances — negations, implied consequences, or cultural context — that humans naturally penalise. This contributes to the model being "overconfident" on pairs humans rate as dissimilar.</w:t>
+      </w:r>
+    </w:p>
+    <w:p>
+      <w:r>
+        <w:t>Conclusion: The upward bias is a structural feature of dense retrieval embeddings, not a flaw specific to this project. The strong Pearson r values (0.84–0.91) confirm the models rank similarity correctly — it is only the absolute scale that is shifted. This is precisely why Pearson Correlation is the standard STS evaluation metric rather than MSE: it measures rank-order agreement, not absolute accuracy. The Elite cross-encoder reduces this bias most significantly by seeing both sentences simultaneously.</w:t>
       </w:r>
     </w:p>
     <w:sectPr>
